--- a/Политика_персональных_данных_forus_by.docx
+++ b/Политика_персональных_данных_forus_by.docx
@@ -25,7 +25,7 @@
     </w:p>
     <w:p>
       <w:r>
-        <w:t xml:space="preserve">1.2. Оператор: Частное производственное унитарное предприятие «ФОРУСультра», место нахождения — г. Витебск, ул. Володарского, 100, УНП ____________.</w:t>
+        <w:t xml:space="preserve">1.2. Оператор: Частное производственное унитарное предприятие «ФОРУСультра», УНП 390476970, место нахождения — 210016, г. Витебск, ул. Володарского, 100.</w:t>
       </w:r>
     </w:p>
     <w:p>
@@ -1226,7 +1226,7 @@
     </w:p>
     <w:p>
       <w:r>
-        <w:t xml:space="preserve">9.5. Заявление направляется по адресу: г. Витебск, ул. Володарского, 100, либо по адресу электронной почты info@forus.by.</w:t>
+        <w:t xml:space="preserve">9.5. Заявление направляется по адресу: 210016, г. Витебск, ул. Володарского, 100, либо по адресу электронной почты info@forus.by.</w:t>
       </w:r>
     </w:p>
     <w:p>
@@ -1244,7 +1244,7 @@
     </w:p>
     <w:p>
       <w:r>
-        <w:t xml:space="preserve">10.1. Оператор назначает лицо, ответственное за осуществление внутреннего контроля за обработкой персональных данных.</w:t>
+        <w:t xml:space="preserve">10.1. Лицом, ответственным за осуществление внутреннего контроля за обработкой персональных данных, является директор Оператора Бойко Светлана Владимировна.</w:t>
       </w:r>
     </w:p>
     <w:p>
@@ -1405,7 +1405,7 @@
               <w:spacing w:before="40" w:after="40"/>
             </w:pPr>
             <w:r>
-              <w:t xml:space="preserve">ЧПУП «ФОРУСультра»</w:t>
+              <w:t xml:space="preserve">ЧПУП «ФОРУСультра», УНП 390476970</w:t>
             </w:r>
           </w:p>
         </w:tc>
@@ -1433,7 +1433,7 @@
               <w:spacing w:before="40" w:after="40"/>
             </w:pPr>
             <w:r>
-              <w:t xml:space="preserve">г. Витебск, ул. Володарского, 100</w:t>
+              <w:t xml:space="preserve">210016, г. Витебск, ул. Володарского, 100</w:t>
             </w:r>
           </w:p>
         </w:tc>
@@ -1448,7 +1448,7 @@
               <w:spacing w:before="40" w:after="40"/>
             </w:pPr>
             <w:r>
-              <w:t xml:space="preserve">Телефон</w:t>
+              <w:t xml:space="preserve">Телефон, факс</w:t>
             </w:r>
           </w:p>
         </w:tc>
@@ -1461,7 +1461,7 @@
               <w:spacing w:before="40" w:after="40"/>
             </w:pPr>
             <w:r>
-              <w:t xml:space="preserve">+375 (29) 7-143-143</w:t>
+              <w:t xml:space="preserve">8 (0212) 43-57-75, 43-57-74</w:t>
             </w:r>
           </w:p>
         </w:tc>
@@ -1476,6 +1476,34 @@
               <w:spacing w:before="40" w:after="40"/>
             </w:pPr>
             <w:r>
+              <w:t xml:space="preserve">Мобильный</w:t>
+            </w:r>
+          </w:p>
+        </w:tc>
+        <w:tc>
+          <w:tcPr>
+            <w:tcW w:w="6233" w:type="dxa"/>
+          </w:tcPr>
+          <w:p>
+            <w:pPr>
+              <w:spacing w:before="40" w:after="40"/>
+            </w:pPr>
+            <w:r>
+              <w:t xml:space="preserve">+375 (29) 7-143-143, +375 (44) 7-143-143</w:t>
+            </w:r>
+          </w:p>
+        </w:tc>
+      </w:tr>
+      <w:tr>
+        <w:tc>
+          <w:tcPr>
+            <w:tcW w:w="3117" w:type="dxa"/>
+          </w:tcPr>
+          <w:p>
+            <w:pPr>
+              <w:spacing w:before="40" w:after="40"/>
+            </w:pPr>
+            <w:r>
               <w:t xml:space="preserve">Электронная почта</w:t>
             </w:r>
           </w:p>
@@ -1517,7 +1545,7 @@
               <w:spacing w:before="40" w:after="40"/>
             </w:pPr>
             <w:r>
-              <w:t xml:space="preserve">____________ (должность, фамилия и инициалы)</w:t>
+              <w:t xml:space="preserve">директор Бойко С. В.</w:t>
             </w:r>
           </w:p>
         </w:tc>

--- a/Политика_персональных_данных_forus_by.docx
+++ b/Политика_персональных_данных_forus_by.docx
@@ -1244,7 +1244,7 @@
     </w:p>
     <w:p>
       <w:r>
-        <w:t xml:space="preserve">10.1. Лицом, ответственным за осуществление внутреннего контроля за обработкой персональных данных, является директор Оператора Бойко Светлана Владимировна.</w:t>
+        <w:t xml:space="preserve">10.1. Лицом, ответственным за осуществление внутреннего контроля за обработкой персональных данных, является юрисконсульт Оператора Закревский А. А., назначенный приказом директора.</w:t>
       </w:r>
     </w:p>
     <w:p>
@@ -1545,7 +1545,7 @@
               <w:spacing w:before="40" w:after="40"/>
             </w:pPr>
             <w:r>
-              <w:t xml:space="preserve">директор Бойко С. В.</w:t>
+              <w:t xml:space="preserve">юрисконсульт Закревский А. А.</w:t>
             </w:r>
           </w:p>
         </w:tc>
